--- a/input/ISO_TS_22726-1.docx
+++ b/input/ISO_TS_22726-1.docx
@@ -1,10 +1,10 @@
 
 <file path=word/document.xml><?xml version="1.0" encoding="utf-8"?>
-<w:document xmlns:wpc="http://schemas.microsoft.com/office/word/2010/wordprocessingCanvas" xmlns:cx="http://schemas.microsoft.com/office/drawing/2014/chartex" xmlns:cx1="http://schemas.microsoft.com/office/drawing/2015/9/8/chartex" xmlns:mc="http://schemas.openxmlformats.org/markup-compatibility/2006" xmlns:o="urn:schemas-microsoft-com:office:office" xmlns:r="http://schemas.openxmlformats.org/officeDocument/2006/relationships" xmlns:m="http://schemas.openxmlformats.org/officeDocument/2006/math" xmlns:v="urn:schemas-microsoft-com:vml" xmlns:wp14="http://schemas.microsoft.com/office/word/2010/wordprocessingDrawing" xmlns:wp="http://schemas.openxmlformats.org/drawingml/2006/wordprocessingDrawing" xmlns:w10="urn:schemas-microsoft-com:office:word" xmlns:w="http://schemas.openxmlformats.org/wordprocessingml/2006/main" xmlns:w14="http://schemas.microsoft.com/office/word/2010/wordml" xmlns:w15="http://schemas.microsoft.com/office/word/2012/wordml" xmlns:w16se="http://schemas.microsoft.com/office/word/2015/wordml/symex" xmlns:wpg="http://schemas.microsoft.com/office/word/2010/wordprocessingGroup" xmlns:wpi="http://schemas.microsoft.com/office/word/2010/wordprocessingInk" xmlns:wne="http://schemas.microsoft.com/office/word/2006/wordml" xmlns:wps="http://schemas.microsoft.com/office/word/2010/wordprocessingShape" mc:Ignorable="w14 w15 w16se wp14">
+<w:document xmlns:wpc="http://schemas.microsoft.com/office/word/2010/wordprocessingCanvas" xmlns:cx="http://schemas.microsoft.com/office/drawing/2014/chartex" xmlns:cx1="http://schemas.microsoft.com/office/drawing/2015/9/8/chartex" xmlns:cx2="http://schemas.microsoft.com/office/drawing/2015/10/21/chartex" xmlns:cx3="http://schemas.microsoft.com/office/drawing/2016/5/9/chartex" xmlns:cx4="http://schemas.microsoft.com/office/drawing/2016/5/10/chartex" xmlns:cx5="http://schemas.microsoft.com/office/drawing/2016/5/11/chartex" xmlns:cx6="http://schemas.microsoft.com/office/drawing/2016/5/12/chartex" xmlns:cx7="http://schemas.microsoft.com/office/drawing/2016/5/13/chartex" xmlns:cx8="http://schemas.microsoft.com/office/drawing/2016/5/14/chartex" xmlns:mc="http://schemas.openxmlformats.org/markup-compatibility/2006" xmlns:aink="http://schemas.microsoft.com/office/drawing/2016/ink" xmlns:am3d="http://schemas.microsoft.com/office/drawing/2017/model3d" xmlns:o="urn:schemas-microsoft-com:office:office" xmlns:oel="http://schemas.microsoft.com/office/2019/extlst" xmlns:r="http://schemas.openxmlformats.org/officeDocument/2006/relationships" xmlns:m="http://schemas.openxmlformats.org/officeDocument/2006/math" xmlns:v="urn:schemas-microsoft-com:vml" xmlns:wp14="http://schemas.microsoft.com/office/word/2010/wordprocessingDrawing" xmlns:wp="http://schemas.openxmlformats.org/drawingml/2006/wordprocessingDrawing" xmlns:w10="urn:schemas-microsoft-com:office:word" xmlns:w="http://schemas.openxmlformats.org/wordprocessingml/2006/main" xmlns:w14="http://schemas.microsoft.com/office/word/2010/wordml" xmlns:w15="http://schemas.microsoft.com/office/word/2012/wordml" xmlns:w16cex="http://schemas.microsoft.com/office/word/2018/wordml/cex" xmlns:w16cid="http://schemas.microsoft.com/office/word/2016/wordml/cid" xmlns:w16="http://schemas.microsoft.com/office/word/2018/wordml" xmlns:w16du="http://schemas.microsoft.com/office/word/2023/wordml/word16du" xmlns:w16sdtdh="http://schemas.microsoft.com/office/word/2020/wordml/sdtdatahash" xmlns:w16sdtfl="http://schemas.microsoft.com/office/word/2024/wordml/sdtformatlock" xmlns:w16se="http://schemas.microsoft.com/office/word/2015/wordml/symex" xmlns:wpg="http://schemas.microsoft.com/office/word/2010/wordprocessingGroup" xmlns:wpi="http://schemas.microsoft.com/office/word/2010/wordprocessingInk" xmlns:wne="http://schemas.microsoft.com/office/word/2006/wordml" xmlns:wps="http://schemas.microsoft.com/office/word/2010/wordprocessingShape" mc:Ignorable="w14 w15 w16se w16cid w16 w16cex w16sdtdh w16sdtfl w16du wp14">
   <w:body>
     <w:p>
       <w:pPr>
-        <w:pStyle w:val="Nzev"/>
+        <w:pStyle w:val="Title"/>
         <w:spacing w:after="60"/>
         <w:jc w:val="center"/>
         <w:rPr>
@@ -135,7 +135,7 @@
     </w:tbl>
     <w:p>
       <w:pPr>
-        <w:pStyle w:val="Titulek"/>
+        <w:pStyle w:val="Caption"/>
         <w:pBdr>
           <w:top w:val="none" w:sz="0" w:space="0" w:color="auto"/>
           <w:left w:val="none" w:sz="0" w:space="0" w:color="auto"/>
@@ -169,12 +169,7 @@
     </w:p>
     <w:p>
       <w:pPr>
-        <w:pStyle w:val="Nadpis1"/>
-      </w:pPr>
-    </w:p>
-    <w:p>
-      <w:pPr>
-        <w:pStyle w:val="Nadpis1"/>
+        <w:pStyle w:val="Heading1"/>
       </w:pPr>
       <w:r>
         <w:t>Introduction</w:t>
@@ -305,7 +300,7 @@
     </w:p>
     <w:p>
       <w:pPr>
-        <w:pStyle w:val="Nadpis1"/>
+        <w:pStyle w:val="Heading1"/>
       </w:pPr>
       <w:r>
         <w:t>Use</w:t>
@@ -342,7 +337,7 @@
     </w:p>
     <w:p>
       <w:pPr>
-        <w:pStyle w:val="Nadpis1"/>
+        <w:pStyle w:val="Heading1"/>
       </w:pPr>
       <w:r>
         <w:t>Scope</w:t>
@@ -355,7 +350,7 @@
     </w:p>
     <w:p>
       <w:pPr>
-        <w:pStyle w:val="Nadpis1"/>
+        <w:pStyle w:val="Heading1"/>
       </w:pPr>
       <w:r>
         <w:t>Related Documents (Selection)</w:t>
@@ -378,44 +373,39 @@
     </w:p>
     <w:p>
       <w:pPr>
-        <w:pStyle w:val="Nadpis1"/>
-      </w:pPr>
-      <w:r>
+        <w:pStyle w:val="Heading1"/>
+      </w:pPr>
+      <w:r>
+        <w:t>3</w:t>
+      </w:r>
+      <w:r>
+        <w:t> </w:t>
+      </w:r>
+      <w:r>
+        <w:t>Terms and D</w:t>
+      </w:r>
+      <w:r>
+        <w:t>efinitions</w:t>
+      </w:r>
+    </w:p>
+    <w:p>
+      <w:r>
+        <w:t xml:space="preserve">The </w:t>
+      </w:r>
+      <w:r>
+        <w:t>clause</w:t>
+      </w:r>
+      <w:r>
+        <w:t xml:space="preserve"> contains 11 terms and definitions, the most important of which are:</w:t>
+      </w:r>
+    </w:p>
+    <w:p>
+      <w:r>
+        <w:rPr>
+          <w:b/>
+          <w:bCs/>
+        </w:rPr>
         <w:lastRenderedPageBreak/>
-        <w:t>3</w:t>
-      </w:r>
-      <w:r>
-        <w:t> </w:t>
-      </w:r>
-      <w:r>
-        <w:t>Terms and D</w:t>
-      </w:r>
-      <w:r>
-        <w:t>efi</w:t>
-      </w:r>
-      <w:bookmarkStart w:id="1" w:name="_GoBack"/>
-      <w:bookmarkEnd w:id="1"/>
-      <w:r>
-        <w:t>nitions</w:t>
-      </w:r>
-    </w:p>
-    <w:p>
-      <w:r>
-        <w:t xml:space="preserve">The </w:t>
-      </w:r>
-      <w:r>
-        <w:t>clause</w:t>
-      </w:r>
-      <w:r>
-        <w:t xml:space="preserve"> contains 11 terms and definitions, the most important of which are:</w:t>
-      </w:r>
-    </w:p>
-    <w:p>
-      <w:r>
-        <w:rPr>
-          <w:b/>
-          <w:bCs/>
-        </w:rPr>
         <w:t>feature</w:t>
       </w:r>
       <w:r>
@@ -475,7 +465,7 @@
     </w:p>
     <w:p>
       <w:pPr>
-        <w:pStyle w:val="Nadpis1"/>
+        <w:pStyle w:val="Heading1"/>
       </w:pPr>
       <w:r>
         <w:t>4</w:t>
@@ -507,7 +497,10 @@
         <w:t>ADS</w:t>
       </w:r>
       <w:r>
-        <w:tab/>
+        <w:rPr>
+          <w:lang w:val="en-US" w:eastAsia="en-US"/>
+        </w:rPr>
+        <w:t xml:space="preserve"> – </w:t>
       </w:r>
       <w:r>
         <w:t>automated driving system</w:t>
@@ -523,14 +516,33 @@
       </w:r>
       <w:r>
         <w:rPr>
+          <w:lang w:val="en-US" w:eastAsia="en-US"/>
+        </w:rPr>
+        <w:t xml:space="preserve"> – </w:t>
+      </w:r>
+      <w:r>
+        <w:t>map for highly automated driving</w:t>
+      </w:r>
+    </w:p>
+    <w:p>
+      <w:r>
+        <w:rPr>
           <w:b/>
           <w:bCs/>
         </w:rPr>
-        <w:tab/>
-      </w:r>
-      <w:r>
-        <w:t>map for highly automated driving</w:t>
-      </w:r>
+        <w:t>RBE</w:t>
+      </w:r>
+      <w:r>
+        <w:rPr>
+          <w:lang w:val="en-US" w:eastAsia="en-US"/>
+        </w:rPr>
+        <w:t xml:space="preserve"> – </w:t>
+      </w:r>
+      <w:proofErr w:type="spellStart"/>
+      <w:r>
+        <w:t>RoadBeltElement</w:t>
+      </w:r>
+      <w:proofErr w:type="spellEnd"/>
     </w:p>
     <w:p>
       <w:r>
@@ -538,56 +550,33 @@
           <w:b/>
           <w:bCs/>
         </w:rPr>
-        <w:t>RBE</w:t>
-      </w:r>
+        <w:t>LBE</w:t>
+      </w:r>
+      <w:r>
+        <w:rPr>
+          <w:lang w:val="en-US" w:eastAsia="en-US"/>
+        </w:rPr>
+        <w:t xml:space="preserve"> – </w:t>
+      </w:r>
+      <w:proofErr w:type="spellStart"/>
+      <w:r>
+        <w:t>LaneBeltElement</w:t>
+      </w:r>
+      <w:proofErr w:type="spellEnd"/>
+    </w:p>
+    <w:p>
       <w:r>
         <w:rPr>
           <w:b/>
           <w:bCs/>
         </w:rPr>
-        <w:tab/>
-      </w:r>
-      <w:proofErr w:type="spellStart"/>
-      <w:r>
-        <w:t>RoadBeltElement</w:t>
-      </w:r>
-      <w:proofErr w:type="spellEnd"/>
-    </w:p>
-    <w:p>
-      <w:r>
-        <w:rPr>
-          <w:b/>
-          <w:bCs/>
-        </w:rPr>
-        <w:t>LBE</w:t>
-      </w:r>
-      <w:r>
-        <w:rPr>
-          <w:b/>
-          <w:bCs/>
-        </w:rPr>
-        <w:tab/>
-      </w:r>
-      <w:proofErr w:type="spellStart"/>
-      <w:r>
-        <w:t>LaneBeltElement</w:t>
-      </w:r>
-      <w:proofErr w:type="spellEnd"/>
-    </w:p>
-    <w:p>
-      <w:r>
-        <w:rPr>
-          <w:b/>
-          <w:bCs/>
-        </w:rPr>
         <w:t>RSE</w:t>
       </w:r>
       <w:r>
         <w:rPr>
-          <w:b/>
-          <w:bCs/>
-        </w:rPr>
-        <w:tab/>
+          <w:lang w:val="en-US" w:eastAsia="en-US"/>
+        </w:rPr>
+        <w:t xml:space="preserve"> – </w:t>
       </w:r>
       <w:proofErr w:type="spellStart"/>
       <w:r>
@@ -611,7 +600,7 @@
       <w:hyperlink r:id="rId7" w:tooltip="http://www.itsterminology.org" w:history="1">
         <w:r>
           <w:rPr>
-            <w:rStyle w:val="Hypertextovodkaz"/>
+            <w:rStyle w:val="Hyperlink"/>
           </w:rPr>
           <w:t>www.itsterminology.org</w:t>
         </w:r>
@@ -631,7 +620,7 @@
       <w:hyperlink r:id="rId8" w:tooltip="http://www.standardland.cz" w:history="1">
         <w:r>
           <w:rPr>
-            <w:rStyle w:val="Hypertextovodkaz"/>
+            <w:rStyle w:val="Hyperlink"/>
           </w:rPr>
           <w:t>www.standardland.cz</w:t>
         </w:r>
@@ -651,7 +640,7 @@
       <w:hyperlink r:id="rId9" w:tooltip="http://www.iso.org/obp" w:history="1">
         <w:r>
           <w:rPr>
-            <w:rStyle w:val="Hypertextovodkaz"/>
+            <w:rStyle w:val="Hyperlink"/>
           </w:rPr>
           <w:t>www.iso.org/obp</w:t>
         </w:r>
@@ -662,7 +651,7 @@
     </w:p>
     <w:p>
       <w:pPr>
-        <w:pStyle w:val="Nadpis1"/>
+        <w:pStyle w:val="Heading1"/>
       </w:pPr>
       <w:r>
         <w:t>5</w:t>
@@ -687,7 +676,7 @@
     </w:p>
     <w:p>
       <w:pPr>
-        <w:pStyle w:val="Nadpis1"/>
+        <w:pStyle w:val="Heading1"/>
       </w:pPr>
       <w:r>
         <w:t>6</w:t>
@@ -707,20 +696,12 @@
         <w:t>clause</w:t>
       </w:r>
       <w:r>
-        <w:t xml:space="preserve">, 1.5 pages long and containing one diagram, presents the conceptual architecture of </w:t>
-      </w:r>
-      <w:proofErr w:type="gramStart"/>
-      <w:r>
-        <w:t>an</w:t>
-      </w:r>
-      <w:proofErr w:type="gramEnd"/>
-      <w:r>
-        <w:t xml:space="preserve"> ITS station for ADS with various application modules (e.g. localization module, driving control module). It defines MHAD as the primary static source, with dynamic data complementing the current state of the environment and capable of updating MHAD.</w:t>
-      </w:r>
-    </w:p>
-    <w:p>
-      <w:pPr>
-        <w:pStyle w:val="Nadpis1"/>
+        <w:t>, 1.5 pages long and containing one diagram, presents the conceptual architecture of an ITS station for ADS with various application modules (e.g. localization module, driving control module). It defines MHAD as the primary static source, with dynamic data complementing the current state of the environment and capable of updating MHAD.</w:t>
+      </w:r>
+    </w:p>
+    <w:p>
+      <w:pPr>
+        <w:pStyle w:val="Heading1"/>
       </w:pPr>
       <w:r>
         <w:t>7</w:t>
@@ -750,7 +731,7 @@
     </w:p>
     <w:p>
       <w:pPr>
-        <w:pStyle w:val="Nadpis1"/>
+        <w:pStyle w:val="Heading1"/>
       </w:pPr>
       <w:r>
         <w:t>8</w:t>
@@ -786,8 +767,11 @@
     </w:p>
     <w:p>
       <w:r>
+        <w:t xml:space="preserve">It describes the relationships between road features and road structure, and equipment features and shows, in a diagram, how road structure and equipment elements (bridge, guardrail) are assigned to road features </w:t>
+      </w:r>
+      <w:r>
         <w:lastRenderedPageBreak/>
-        <w:t>It describes the relationships between road features and road structure, and equipment features and shows, in a diagram, how road structure and equipment elements (bridge, guardrail) are assigned to road features (road belt) using anchor positions and projection points/lines. It defines, in a table, the composition of the MHAD class and its relationship with the subpackages.</w:t>
+        <w:t>(road belt) using anchor positions and projection points/lines. It defines, in a table, the composition of the MHAD class and its relationship with the subpackages.</w:t>
       </w:r>
     </w:p>
     <w:p>
@@ -909,7 +893,7 @@
     </w:p>
     <w:p>
       <w:pPr>
-        <w:pStyle w:val="Nadpis1"/>
+        <w:pStyle w:val="Heading1"/>
       </w:pPr>
       <w:r>
         <w:t>9</w:t>
@@ -954,21 +938,13 @@
         <w:t>GeneralCommonProperty, CommonPhysicalCharacteristics and TrafficRegulation</w:t>
       </w:r>
       <w:r>
-        <w:t xml:space="preserve">, described in separate </w:t>
-      </w:r>
-      <w:proofErr w:type="spellStart"/>
-      <w:r>
-        <w:t>sub</w:t>
+        <w:t>, described in separate sub</w:t>
       </w:r>
       <w:r>
         <w:t>clause</w:t>
       </w:r>
       <w:r>
-        <w:t>s</w:t>
-      </w:r>
-      <w:proofErr w:type="spellEnd"/>
-      <w:r>
-        <w:t>. Each subpackage contains a class diagram and detailed descriptions of each class.</w:t>
+        <w:t>s. Each subpackage contains a class diagram and detailed descriptions of each class.</w:t>
       </w:r>
     </w:p>
     <w:p>
@@ -978,7 +954,7 @@
     </w:p>
     <w:p>
       <w:pPr>
-        <w:pStyle w:val="Odstavecseseznamem"/>
+        <w:pStyle w:val="ListParagraph"/>
         <w:numPr>
           <w:ilvl w:val="0"/>
           <w:numId w:val="1"/>
@@ -990,7 +966,7 @@
     </w:p>
     <w:p>
       <w:pPr>
-        <w:pStyle w:val="Odstavecseseznamem"/>
+        <w:pStyle w:val="ListParagraph"/>
         <w:numPr>
           <w:ilvl w:val="0"/>
           <w:numId w:val="1"/>
@@ -1008,19 +984,14 @@
     </w:p>
     <w:p>
       <w:pPr>
-        <w:pStyle w:val="Odstavecseseznamem"/>
+        <w:pStyle w:val="ListParagraph"/>
         <w:numPr>
           <w:ilvl w:val="0"/>
           <w:numId w:val="1"/>
         </w:numPr>
       </w:pPr>
-      <w:proofErr w:type="gramStart"/>
-      <w:r>
-        <w:t>relationships</w:t>
-      </w:r>
-      <w:proofErr w:type="gramEnd"/>
-      <w:r>
-        <w:t xml:space="preserve"> with other classes, including definition, relationship type, </w:t>
+      <w:r>
+        <w:t xml:space="preserve">relationships with other classes, including definition, relationship type, </w:t>
       </w:r>
       <w:r>
         <w:t>multiplicity,</w:t>
@@ -1633,7 +1604,7 @@
     </w:p>
     <w:p>
       <w:pPr>
-        <w:pStyle w:val="Nadpis1"/>
+        <w:pStyle w:val="Heading1"/>
       </w:pPr>
       <w:r>
         <w:t>10</w:t>
@@ -1843,7 +1814,7 @@
     </w:p>
     <w:p>
       <w:pPr>
-        <w:pStyle w:val="Nadpis1"/>
+        <w:pStyle w:val="Heading1"/>
       </w:pPr>
       <w:r>
         <w:t>11</w:t>
@@ -2001,14 +1972,14 @@
           <w:b/>
         </w:rPr>
         <w:noBreakHyphen/>
-        <w:t>level manoeuvre trajectory (C) containing lane belt elements (A) and their connections (B</w:t>
+        <w:t>level manoeuvre trajectory (C) containing lane belt elements (A) and their connections (</w:t>
       </w:r>
       <w:proofErr w:type="gramStart"/>
       <w:r>
         <w:rPr>
           <w:b/>
         </w:rPr>
-        <w:t>)</w:t>
+        <w:t>B)</w:t>
       </w:r>
       <w:r>
         <w:rPr>
@@ -2056,7 +2027,7 @@
     </w:p>
     <w:p>
       <w:pPr>
-        <w:pStyle w:val="Nadpis1"/>
+        <w:pStyle w:val="Heading1"/>
       </w:pPr>
       <w:r>
         <w:t>12</w:t>
@@ -2314,15 +2285,7 @@
     <w:p/>
     <w:p>
       <w:r>
-        <w:t xml:space="preserve">At the level of each </w:t>
-      </w:r>
-      <w:proofErr w:type="spellStart"/>
-      <w:r>
-        <w:t>subpackage</w:t>
-      </w:r>
-      <w:proofErr w:type="spellEnd"/>
-      <w:r>
-        <w:t xml:space="preserve">, the </w:t>
+        <w:t xml:space="preserve">At the level of each subpackage, the </w:t>
       </w:r>
       <w:r>
         <w:t>clause</w:t>
@@ -2339,7 +2302,7 @@
     </w:p>
     <w:p>
       <w:pPr>
-        <w:pStyle w:val="Nadpis1"/>
+        <w:pStyle w:val="Heading1"/>
       </w:pPr>
       <w:r>
         <w:t>13</w:t>
@@ -2384,7 +2347,7 @@
     </w:p>
     <w:p>
       <w:pPr>
-        <w:pStyle w:val="Nadpis1"/>
+        <w:pStyle w:val="Heading1"/>
       </w:pPr>
       <w:r>
         <w:t>Annex A (normative) – Abstract test suite</w:t>
@@ -2403,7 +2366,7 @@
     </w:p>
     <w:p>
       <w:pPr>
-        <w:pStyle w:val="Nadpis1"/>
+        <w:pStyle w:val="Heading1"/>
       </w:pPr>
       <w:r>
         <w:t>Annex B (informative) – Basic data types and stereotypes</w:t>
@@ -2416,7 +2379,7 @@
     </w:p>
     <w:p>
       <w:pPr>
-        <w:pStyle w:val="Nadpis1"/>
+        <w:pStyle w:val="Heading1"/>
       </w:pPr>
       <w:r>
         <w:t>Annex C (informative) – Resolution and accuracy of MHAD</w:t>
@@ -2435,7 +2398,7 @@
     </w:p>
     <w:p>
       <w:pPr>
-        <w:pStyle w:val="Nadpis1"/>
+        <w:pStyle w:val="Heading1"/>
       </w:pPr>
       <w:r>
         <w:t>Annex D (informative) – Comparison of road network models</w:t>
@@ -2443,15 +2406,7 @@
     </w:p>
     <w:p>
       <w:r>
-        <w:t xml:space="preserve">This annex, five pages long, compares the MHAD belt model with traditional linear models (ISO/TS 20452, ISO 14296, </w:t>
-      </w:r>
-      <w:proofErr w:type="gramStart"/>
-      <w:r>
-        <w:t>GDF</w:t>
-      </w:r>
-      <w:proofErr w:type="gramEnd"/>
-      <w:r>
-        <w:t>/ISO 20524</w:t>
+        <w:t>This annex, five pages long, compares the MHAD belt model with traditional linear models (ISO/TS 20452, ISO 14296, GDF/ISO 20524</w:t>
       </w:r>
       <w:r>
         <w:noBreakHyphen/>
@@ -2471,7 +2426,7 @@
 </file>
 
 <file path=word/endnotes.xml><?xml version="1.0" encoding="utf-8"?>
-<w:endnotes xmlns:wpc="http://schemas.microsoft.com/office/word/2010/wordprocessingCanvas" xmlns:cx="http://schemas.microsoft.com/office/drawing/2014/chartex" xmlns:cx1="http://schemas.microsoft.com/office/drawing/2015/9/8/chartex" xmlns:mc="http://schemas.openxmlformats.org/markup-compatibility/2006" xmlns:o="urn:schemas-microsoft-com:office:office" xmlns:r="http://schemas.openxmlformats.org/officeDocument/2006/relationships" xmlns:m="http://schemas.openxmlformats.org/officeDocument/2006/math" xmlns:v="urn:schemas-microsoft-com:vml" xmlns:wp14="http://schemas.microsoft.com/office/word/2010/wordprocessingDrawing" xmlns:wp="http://schemas.openxmlformats.org/drawingml/2006/wordprocessingDrawing" xmlns:w10="urn:schemas-microsoft-com:office:word" xmlns:w="http://schemas.openxmlformats.org/wordprocessingml/2006/main" xmlns:w14="http://schemas.microsoft.com/office/word/2010/wordml" xmlns:w15="http://schemas.microsoft.com/office/word/2012/wordml" xmlns:w16se="http://schemas.microsoft.com/office/word/2015/wordml/symex" xmlns:wpg="http://schemas.microsoft.com/office/word/2010/wordprocessingGroup" xmlns:wpi="http://schemas.microsoft.com/office/word/2010/wordprocessingInk" xmlns:wne="http://schemas.microsoft.com/office/word/2006/wordml" xmlns:wps="http://schemas.microsoft.com/office/word/2010/wordprocessingShape" mc:Ignorable="w14 w15 w16se wp14">
+<w:endnotes xmlns:wpc="http://schemas.microsoft.com/office/word/2010/wordprocessingCanvas" xmlns:cx="http://schemas.microsoft.com/office/drawing/2014/chartex" xmlns:cx1="http://schemas.microsoft.com/office/drawing/2015/9/8/chartex" xmlns:cx2="http://schemas.microsoft.com/office/drawing/2015/10/21/chartex" xmlns:cx3="http://schemas.microsoft.com/office/drawing/2016/5/9/chartex" xmlns:cx4="http://schemas.microsoft.com/office/drawing/2016/5/10/chartex" xmlns:cx5="http://schemas.microsoft.com/office/drawing/2016/5/11/chartex" xmlns:cx6="http://schemas.microsoft.com/office/drawing/2016/5/12/chartex" xmlns:cx7="http://schemas.microsoft.com/office/drawing/2016/5/13/chartex" xmlns:cx8="http://schemas.microsoft.com/office/drawing/2016/5/14/chartex" xmlns:mc="http://schemas.openxmlformats.org/markup-compatibility/2006" xmlns:aink="http://schemas.microsoft.com/office/drawing/2016/ink" xmlns:am3d="http://schemas.microsoft.com/office/drawing/2017/model3d" xmlns:o="urn:schemas-microsoft-com:office:office" xmlns:oel="http://schemas.microsoft.com/office/2019/extlst" xmlns:r="http://schemas.openxmlformats.org/officeDocument/2006/relationships" xmlns:m="http://schemas.openxmlformats.org/officeDocument/2006/math" xmlns:v="urn:schemas-microsoft-com:vml" xmlns:wp14="http://schemas.microsoft.com/office/word/2010/wordprocessingDrawing" xmlns:wp="http://schemas.openxmlformats.org/drawingml/2006/wordprocessingDrawing" xmlns:w10="urn:schemas-microsoft-com:office:word" xmlns:w="http://schemas.openxmlformats.org/wordprocessingml/2006/main" xmlns:w14="http://schemas.microsoft.com/office/word/2010/wordml" xmlns:w15="http://schemas.microsoft.com/office/word/2012/wordml" xmlns:w16cex="http://schemas.microsoft.com/office/word/2018/wordml/cex" xmlns:w16cid="http://schemas.microsoft.com/office/word/2016/wordml/cid" xmlns:w16="http://schemas.microsoft.com/office/word/2018/wordml" xmlns:w16du="http://schemas.microsoft.com/office/word/2023/wordml/word16du" xmlns:w16sdtdh="http://schemas.microsoft.com/office/word/2020/wordml/sdtdatahash" xmlns:w16sdtfl="http://schemas.microsoft.com/office/word/2024/wordml/sdtformatlock" xmlns:w16se="http://schemas.microsoft.com/office/word/2015/wordml/symex" xmlns:wpg="http://schemas.microsoft.com/office/word/2010/wordprocessingGroup" xmlns:wpi="http://schemas.microsoft.com/office/word/2010/wordprocessingInk" xmlns:wne="http://schemas.microsoft.com/office/word/2006/wordml" xmlns:wps="http://schemas.microsoft.com/office/word/2010/wordprocessingShape" mc:Ignorable="w14 w15 w16se w16cid w16 w16cex w16sdtdh w16sdtfl w16du wp14">
   <w:endnote w:type="separator" w:id="-1">
     <w:p>
       <w:r>
@@ -2490,7 +2445,7 @@
 </file>
 
 <file path=word/footer1.xml><?xml version="1.0" encoding="utf-8"?>
-<w:ftr xmlns:wpc="http://schemas.microsoft.com/office/word/2010/wordprocessingCanvas" xmlns:cx="http://schemas.microsoft.com/office/drawing/2014/chartex" xmlns:cx1="http://schemas.microsoft.com/office/drawing/2015/9/8/chartex" xmlns:mc="http://schemas.openxmlformats.org/markup-compatibility/2006" xmlns:o="urn:schemas-microsoft-com:office:office" xmlns:r="http://schemas.openxmlformats.org/officeDocument/2006/relationships" xmlns:m="http://schemas.openxmlformats.org/officeDocument/2006/math" xmlns:v="urn:schemas-microsoft-com:vml" xmlns:wp14="http://schemas.microsoft.com/office/word/2010/wordprocessingDrawing" xmlns:wp="http://schemas.openxmlformats.org/drawingml/2006/wordprocessingDrawing" xmlns:w10="urn:schemas-microsoft-com:office:word" xmlns:w="http://schemas.openxmlformats.org/wordprocessingml/2006/main" xmlns:w14="http://schemas.microsoft.com/office/word/2010/wordml" xmlns:w15="http://schemas.microsoft.com/office/word/2012/wordml" xmlns:w16se="http://schemas.microsoft.com/office/word/2015/wordml/symex" xmlns:wpg="http://schemas.microsoft.com/office/word/2010/wordprocessingGroup" xmlns:wpi="http://schemas.microsoft.com/office/word/2010/wordprocessingInk" xmlns:wne="http://schemas.microsoft.com/office/word/2006/wordml" xmlns:wps="http://schemas.microsoft.com/office/word/2010/wordprocessingShape" mc:Ignorable="w14 w15 w16se wp14">
+<w:ftr xmlns:wpc="http://schemas.microsoft.com/office/word/2010/wordprocessingCanvas" xmlns:cx="http://schemas.microsoft.com/office/drawing/2014/chartex" xmlns:cx1="http://schemas.microsoft.com/office/drawing/2015/9/8/chartex" xmlns:cx2="http://schemas.microsoft.com/office/drawing/2015/10/21/chartex" xmlns:cx3="http://schemas.microsoft.com/office/drawing/2016/5/9/chartex" xmlns:cx4="http://schemas.microsoft.com/office/drawing/2016/5/10/chartex" xmlns:cx5="http://schemas.microsoft.com/office/drawing/2016/5/11/chartex" xmlns:cx6="http://schemas.microsoft.com/office/drawing/2016/5/12/chartex" xmlns:cx7="http://schemas.microsoft.com/office/drawing/2016/5/13/chartex" xmlns:cx8="http://schemas.microsoft.com/office/drawing/2016/5/14/chartex" xmlns:mc="http://schemas.openxmlformats.org/markup-compatibility/2006" xmlns:aink="http://schemas.microsoft.com/office/drawing/2016/ink" xmlns:am3d="http://schemas.microsoft.com/office/drawing/2017/model3d" xmlns:o="urn:schemas-microsoft-com:office:office" xmlns:oel="http://schemas.microsoft.com/office/2019/extlst" xmlns:r="http://schemas.openxmlformats.org/officeDocument/2006/relationships" xmlns:m="http://schemas.openxmlformats.org/officeDocument/2006/math" xmlns:v="urn:schemas-microsoft-com:vml" xmlns:wp14="http://schemas.microsoft.com/office/word/2010/wordprocessingDrawing" xmlns:wp="http://schemas.openxmlformats.org/drawingml/2006/wordprocessingDrawing" xmlns:w10="urn:schemas-microsoft-com:office:word" xmlns:w="http://schemas.openxmlformats.org/wordprocessingml/2006/main" xmlns:w14="http://schemas.microsoft.com/office/word/2010/wordml" xmlns:w15="http://schemas.microsoft.com/office/word/2012/wordml" xmlns:w16cex="http://schemas.microsoft.com/office/word/2018/wordml/cex" xmlns:w16cid="http://schemas.microsoft.com/office/word/2016/wordml/cid" xmlns:w16="http://schemas.microsoft.com/office/word/2018/wordml" xmlns:w16du="http://schemas.microsoft.com/office/word/2023/wordml/word16du" xmlns:w16sdtdh="http://schemas.microsoft.com/office/word/2020/wordml/sdtdatahash" xmlns:w16sdtfl="http://schemas.microsoft.com/office/word/2024/wordml/sdtformatlock" xmlns:w16se="http://schemas.microsoft.com/office/word/2015/wordml/symex" xmlns:wpg="http://schemas.microsoft.com/office/word/2010/wordprocessingGroup" xmlns:wpi="http://schemas.microsoft.com/office/word/2010/wordprocessingInk" xmlns:wne="http://schemas.microsoft.com/office/word/2006/wordml" xmlns:wps="http://schemas.microsoft.com/office/word/2010/wordprocessingShape" mc:Ignorable="w14 w15 w16se w16cid w16 w16cex w16sdtdh w16sdtfl w16du wp14">
   <w:sdt>
     <w:sdtPr>
       <w:id w:val="13496739"/>
@@ -2499,11 +2454,10 @@
         <w:docPartUnique/>
       </w:docPartObj>
     </w:sdtPr>
-    <w:sdtEndPr/>
     <w:sdtContent>
       <w:p>
         <w:pPr>
-          <w:pStyle w:val="Zpat"/>
+          <w:pStyle w:val="Footer"/>
           <w:jc w:val="center"/>
         </w:pPr>
         <w:r>
@@ -2539,7 +2493,7 @@
 </file>
 
 <file path=word/footnotes.xml><?xml version="1.0" encoding="utf-8"?>
-<w:footnotes xmlns:wpc="http://schemas.microsoft.com/office/word/2010/wordprocessingCanvas" xmlns:cx="http://schemas.microsoft.com/office/drawing/2014/chartex" xmlns:cx1="http://schemas.microsoft.com/office/drawing/2015/9/8/chartex" xmlns:mc="http://schemas.openxmlformats.org/markup-compatibility/2006" xmlns:o="urn:schemas-microsoft-com:office:office" xmlns:r="http://schemas.openxmlformats.org/officeDocument/2006/relationships" xmlns:m="http://schemas.openxmlformats.org/officeDocument/2006/math" xmlns:v="urn:schemas-microsoft-com:vml" xmlns:wp14="http://schemas.microsoft.com/office/word/2010/wordprocessingDrawing" xmlns:wp="http://schemas.openxmlformats.org/drawingml/2006/wordprocessingDrawing" xmlns:w10="urn:schemas-microsoft-com:office:word" xmlns:w="http://schemas.openxmlformats.org/wordprocessingml/2006/main" xmlns:w14="http://schemas.microsoft.com/office/word/2010/wordml" xmlns:w15="http://schemas.microsoft.com/office/word/2012/wordml" xmlns:w16se="http://schemas.microsoft.com/office/word/2015/wordml/symex" xmlns:wpg="http://schemas.microsoft.com/office/word/2010/wordprocessingGroup" xmlns:wpi="http://schemas.microsoft.com/office/word/2010/wordprocessingInk" xmlns:wne="http://schemas.microsoft.com/office/word/2006/wordml" xmlns:wps="http://schemas.microsoft.com/office/word/2010/wordprocessingShape" mc:Ignorable="w14 w15 w16se wp14">
+<w:footnotes xmlns:wpc="http://schemas.microsoft.com/office/word/2010/wordprocessingCanvas" xmlns:cx="http://schemas.microsoft.com/office/drawing/2014/chartex" xmlns:cx1="http://schemas.microsoft.com/office/drawing/2015/9/8/chartex" xmlns:cx2="http://schemas.microsoft.com/office/drawing/2015/10/21/chartex" xmlns:cx3="http://schemas.microsoft.com/office/drawing/2016/5/9/chartex" xmlns:cx4="http://schemas.microsoft.com/office/drawing/2016/5/10/chartex" xmlns:cx5="http://schemas.microsoft.com/office/drawing/2016/5/11/chartex" xmlns:cx6="http://schemas.microsoft.com/office/drawing/2016/5/12/chartex" xmlns:cx7="http://schemas.microsoft.com/office/drawing/2016/5/13/chartex" xmlns:cx8="http://schemas.microsoft.com/office/drawing/2016/5/14/chartex" xmlns:mc="http://schemas.openxmlformats.org/markup-compatibility/2006" xmlns:aink="http://schemas.microsoft.com/office/drawing/2016/ink" xmlns:am3d="http://schemas.microsoft.com/office/drawing/2017/model3d" xmlns:o="urn:schemas-microsoft-com:office:office" xmlns:oel="http://schemas.microsoft.com/office/2019/extlst" xmlns:r="http://schemas.openxmlformats.org/officeDocument/2006/relationships" xmlns:m="http://schemas.openxmlformats.org/officeDocument/2006/math" xmlns:v="urn:schemas-microsoft-com:vml" xmlns:wp14="http://schemas.microsoft.com/office/word/2010/wordprocessingDrawing" xmlns:wp="http://schemas.openxmlformats.org/drawingml/2006/wordprocessingDrawing" xmlns:w10="urn:schemas-microsoft-com:office:word" xmlns:w="http://schemas.openxmlformats.org/wordprocessingml/2006/main" xmlns:w14="http://schemas.microsoft.com/office/word/2010/wordml" xmlns:w15="http://schemas.microsoft.com/office/word/2012/wordml" xmlns:w16cex="http://schemas.microsoft.com/office/word/2018/wordml/cex" xmlns:w16cid="http://schemas.microsoft.com/office/word/2016/wordml/cid" xmlns:w16="http://schemas.microsoft.com/office/word/2018/wordml" xmlns:w16du="http://schemas.microsoft.com/office/word/2023/wordml/word16du" xmlns:w16sdtdh="http://schemas.microsoft.com/office/word/2020/wordml/sdtdatahash" xmlns:w16sdtfl="http://schemas.microsoft.com/office/word/2024/wordml/sdtformatlock" xmlns:w16se="http://schemas.microsoft.com/office/word/2015/wordml/symex" xmlns:wpg="http://schemas.microsoft.com/office/word/2010/wordprocessingGroup" xmlns:wpi="http://schemas.microsoft.com/office/word/2010/wordprocessingInk" xmlns:wne="http://schemas.microsoft.com/office/word/2006/wordml" xmlns:wps="http://schemas.microsoft.com/office/word/2010/wordprocessingShape" mc:Ignorable="w14 w15 w16se w16cid w16 w16cex w16sdtdh w16sdtfl w16du wp14">
   <w:footnote w:type="separator" w:id="-1">
     <w:p>
       <w:r>
@@ -2558,7 +2512,7 @@
 </file>
 
 <file path=word/numbering.xml><?xml version="1.0" encoding="utf-8"?>
-<w:numbering xmlns:wpc="http://schemas.microsoft.com/office/word/2010/wordprocessingCanvas" xmlns:cx="http://schemas.microsoft.com/office/drawing/2014/chartex" xmlns:cx1="http://schemas.microsoft.com/office/drawing/2015/9/8/chartex" xmlns:mc="http://schemas.openxmlformats.org/markup-compatibility/2006" xmlns:o="urn:schemas-microsoft-com:office:office" xmlns:r="http://schemas.openxmlformats.org/officeDocument/2006/relationships" xmlns:m="http://schemas.openxmlformats.org/officeDocument/2006/math" xmlns:v="urn:schemas-microsoft-com:vml" xmlns:wp14="http://schemas.microsoft.com/office/word/2010/wordprocessingDrawing" xmlns:wp="http://schemas.openxmlformats.org/drawingml/2006/wordprocessingDrawing" xmlns:w10="urn:schemas-microsoft-com:office:word" xmlns:w="http://schemas.openxmlformats.org/wordprocessingml/2006/main" xmlns:w14="http://schemas.microsoft.com/office/word/2010/wordml" xmlns:w15="http://schemas.microsoft.com/office/word/2012/wordml" xmlns:w16se="http://schemas.microsoft.com/office/word/2015/wordml/symex" xmlns:wpg="http://schemas.microsoft.com/office/word/2010/wordprocessingGroup" xmlns:wpi="http://schemas.microsoft.com/office/word/2010/wordprocessingInk" xmlns:wne="http://schemas.microsoft.com/office/word/2006/wordml" xmlns:wps="http://schemas.microsoft.com/office/word/2010/wordprocessingShape" mc:Ignorable="w14 w15 w16se wp14">
+<w:numbering xmlns:wpc="http://schemas.microsoft.com/office/word/2010/wordprocessingCanvas" xmlns:cx="http://schemas.microsoft.com/office/drawing/2014/chartex" xmlns:cx1="http://schemas.microsoft.com/office/drawing/2015/9/8/chartex" xmlns:cx2="http://schemas.microsoft.com/office/drawing/2015/10/21/chartex" xmlns:cx3="http://schemas.microsoft.com/office/drawing/2016/5/9/chartex" xmlns:cx4="http://schemas.microsoft.com/office/drawing/2016/5/10/chartex" xmlns:cx5="http://schemas.microsoft.com/office/drawing/2016/5/11/chartex" xmlns:cx6="http://schemas.microsoft.com/office/drawing/2016/5/12/chartex" xmlns:cx7="http://schemas.microsoft.com/office/drawing/2016/5/13/chartex" xmlns:cx8="http://schemas.microsoft.com/office/drawing/2016/5/14/chartex" xmlns:mc="http://schemas.openxmlformats.org/markup-compatibility/2006" xmlns:aink="http://schemas.microsoft.com/office/drawing/2016/ink" xmlns:am3d="http://schemas.microsoft.com/office/drawing/2017/model3d" xmlns:o="urn:schemas-microsoft-com:office:office" xmlns:oel="http://schemas.microsoft.com/office/2019/extlst" xmlns:r="http://schemas.openxmlformats.org/officeDocument/2006/relationships" xmlns:m="http://schemas.openxmlformats.org/officeDocument/2006/math" xmlns:v="urn:schemas-microsoft-com:vml" xmlns:wp14="http://schemas.microsoft.com/office/word/2010/wordprocessingDrawing" xmlns:wp="http://schemas.openxmlformats.org/drawingml/2006/wordprocessingDrawing" xmlns:w10="urn:schemas-microsoft-com:office:word" xmlns:w="http://schemas.openxmlformats.org/wordprocessingml/2006/main" xmlns:w14="http://schemas.microsoft.com/office/word/2010/wordml" xmlns:w15="http://schemas.microsoft.com/office/word/2012/wordml" xmlns:w16cex="http://schemas.microsoft.com/office/word/2018/wordml/cex" xmlns:w16cid="http://schemas.microsoft.com/office/word/2016/wordml/cid" xmlns:w16="http://schemas.microsoft.com/office/word/2018/wordml" xmlns:w16du="http://schemas.microsoft.com/office/word/2023/wordml/word16du" xmlns:w16sdtdh="http://schemas.microsoft.com/office/word/2020/wordml/sdtdatahash" xmlns:w16sdtfl="http://schemas.microsoft.com/office/word/2024/wordml/sdtformatlock" xmlns:w16se="http://schemas.microsoft.com/office/word/2015/wordml/symex" xmlns:wpg="http://schemas.microsoft.com/office/word/2010/wordprocessingGroup" xmlns:wpi="http://schemas.microsoft.com/office/word/2010/wordprocessingInk" xmlns:wne="http://schemas.microsoft.com/office/word/2006/wordml" xmlns:wps="http://schemas.microsoft.com/office/word/2010/wordprocessingShape" mc:Ignorable="w14 w15 w16se w16cid w16 w16cex w16sdtdh w16sdtfl w16du wp14">
   <w:abstractNum w:abstractNumId="0" w15:restartNumberingAfterBreak="0">
     <w:nsid w:val="3E730628"/>
     <w:multiLevelType w:val="hybridMultilevel"/>
@@ -2672,14 +2626,14 @@
       </w:rPr>
     </w:lvl>
   </w:abstractNum>
-  <w:num w:numId="1">
+  <w:num w:numId="1" w16cid:durableId="1857503315">
     <w:abstractNumId w:val="0"/>
   </w:num>
 </w:numbering>
 </file>
 
 <file path=word/styles.xml><?xml version="1.0" encoding="utf-8"?>
-<w:styles xmlns:mc="http://schemas.openxmlformats.org/markup-compatibility/2006" xmlns:r="http://schemas.openxmlformats.org/officeDocument/2006/relationships" xmlns:w="http://schemas.openxmlformats.org/wordprocessingml/2006/main" xmlns:w14="http://schemas.microsoft.com/office/word/2010/wordml" xmlns:w15="http://schemas.microsoft.com/office/word/2012/wordml" xmlns:w16se="http://schemas.microsoft.com/office/word/2015/wordml/symex" mc:Ignorable="w14 w15 w16se">
+<w:styles xmlns:mc="http://schemas.openxmlformats.org/markup-compatibility/2006" xmlns:r="http://schemas.openxmlformats.org/officeDocument/2006/relationships" xmlns:w="http://schemas.openxmlformats.org/wordprocessingml/2006/main" xmlns:w14="http://schemas.microsoft.com/office/word/2010/wordml" xmlns:w15="http://schemas.microsoft.com/office/word/2012/wordml" xmlns:w16cex="http://schemas.microsoft.com/office/word/2018/wordml/cex" xmlns:w16cid="http://schemas.microsoft.com/office/word/2016/wordml/cid" xmlns:w16="http://schemas.microsoft.com/office/word/2018/wordml" xmlns:w16du="http://schemas.microsoft.com/office/word/2023/wordml/word16du" xmlns:w16sdtdh="http://schemas.microsoft.com/office/word/2020/wordml/sdtdatahash" xmlns:w16sdtfl="http://schemas.microsoft.com/office/word/2024/wordml/sdtformatlock" xmlns:w16se="http://schemas.microsoft.com/office/word/2015/wordml/symex" mc:Ignorable="w14 w15 w16se w16cid w16 w16cex w16sdtdh w16sdtfl w16du">
   <w:docDefaults>
     <w:rPrDefault>
       <w:rPr>
@@ -2697,7 +2651,7 @@
       </w:pPr>
     </w:pPrDefault>
   </w:docDefaults>
-  <w:latentStyles w:defLockedState="0" w:defUIPriority="99" w:defSemiHidden="0" w:defUnhideWhenUsed="0" w:defQFormat="0" w:count="371">
+  <w:latentStyles w:defLockedState="0" w:defUIPriority="99" w:defSemiHidden="0" w:defUnhideWhenUsed="0" w:defQFormat="0" w:count="376">
     <w:lsdException w:name="Normal" w:uiPriority="0" w:qFormat="1"/>
     <w:lsdException w:name="heading 1" w:qFormat="1"/>
     <w:lsdException w:name="heading 2" w:semiHidden="1" w:uiPriority="9" w:unhideWhenUsed="1" w:qFormat="1"/>
@@ -3069,8 +3023,13 @@
     <w:lsdException w:name="List Table 5 Dark Accent 6" w:uiPriority="50"/>
     <w:lsdException w:name="List Table 6 Colorful Accent 6" w:uiPriority="51"/>
     <w:lsdException w:name="List Table 7 Colorful Accent 6" w:uiPriority="52"/>
+    <w:lsdException w:name="Mention" w:semiHidden="1" w:unhideWhenUsed="1"/>
+    <w:lsdException w:name="Smart Hyperlink" w:semiHidden="1" w:unhideWhenUsed="1"/>
+    <w:lsdException w:name="Hashtag" w:semiHidden="1" w:unhideWhenUsed="1"/>
+    <w:lsdException w:name="Unresolved Mention" w:semiHidden="1" w:unhideWhenUsed="1"/>
+    <w:lsdException w:name="Smart Link" w:semiHidden="1" w:unhideWhenUsed="1"/>
   </w:latentStyles>
-  <w:style w:type="paragraph" w:default="1" w:styleId="Normln">
+  <w:style w:type="paragraph" w:default="1" w:styleId="Normal">
     <w:name w:val="Normal"/>
     <w:qFormat/>
     <w:rsid w:val="00974F6D"/>
@@ -3095,11 +3054,11 @@
       <w14:ligatures w14:val="none"/>
     </w:rPr>
   </w:style>
-  <w:style w:type="paragraph" w:styleId="Nadpis1">
+  <w:style w:type="paragraph" w:styleId="Heading1">
     <w:name w:val="heading 1"/>
-    <w:basedOn w:val="Normln"/>
-    <w:next w:val="Normln"/>
-    <w:link w:val="Nadpis1Char"/>
+    <w:basedOn w:val="Normal"/>
+    <w:next w:val="Normal"/>
+    <w:link w:val="Heading1Char"/>
     <w:uiPriority w:val="99"/>
     <w:qFormat/>
     <w:rsid w:val="00974F6D"/>
@@ -3125,11 +3084,11 @@
       <w:lang w:eastAsia="cs-CZ" w:bidi="ar-SA"/>
     </w:rPr>
   </w:style>
-  <w:style w:type="paragraph" w:styleId="Nadpis2">
+  <w:style w:type="paragraph" w:styleId="Heading2">
     <w:name w:val="heading 2"/>
-    <w:basedOn w:val="Normln"/>
-    <w:next w:val="Normln"/>
-    <w:link w:val="Nadpis2Char"/>
+    <w:basedOn w:val="Normal"/>
+    <w:next w:val="Normal"/>
+    <w:link w:val="Heading2Char"/>
     <w:uiPriority w:val="9"/>
     <w:semiHidden/>
     <w:unhideWhenUsed/>
@@ -3148,11 +3107,11 @@
       <w:szCs w:val="32"/>
     </w:rPr>
   </w:style>
-  <w:style w:type="paragraph" w:styleId="Nadpis3">
+  <w:style w:type="paragraph" w:styleId="Heading3">
     <w:name w:val="heading 3"/>
-    <w:basedOn w:val="Normln"/>
-    <w:next w:val="Normln"/>
-    <w:link w:val="Nadpis3Char"/>
+    <w:basedOn w:val="Normal"/>
+    <w:next w:val="Normal"/>
+    <w:link w:val="Heading3Char"/>
     <w:uiPriority w:val="9"/>
     <w:semiHidden/>
     <w:unhideWhenUsed/>
@@ -3171,11 +3130,11 @@
       <w:szCs w:val="28"/>
     </w:rPr>
   </w:style>
-  <w:style w:type="paragraph" w:styleId="Nadpis4">
+  <w:style w:type="paragraph" w:styleId="Heading4">
     <w:name w:val="heading 4"/>
-    <w:basedOn w:val="Normln"/>
-    <w:next w:val="Normln"/>
-    <w:link w:val="Nadpis4Char"/>
+    <w:basedOn w:val="Normal"/>
+    <w:next w:val="Normal"/>
+    <w:link w:val="Heading4Char"/>
     <w:uiPriority w:val="9"/>
     <w:semiHidden/>
     <w:unhideWhenUsed/>
@@ -3194,11 +3153,11 @@
       <w:color w:val="0F4761" w:themeColor="accent1" w:themeShade="BF"/>
     </w:rPr>
   </w:style>
-  <w:style w:type="paragraph" w:styleId="Nadpis5">
+  <w:style w:type="paragraph" w:styleId="Heading5">
     <w:name w:val="heading 5"/>
-    <w:basedOn w:val="Normln"/>
-    <w:next w:val="Normln"/>
-    <w:link w:val="Nadpis5Char"/>
+    <w:basedOn w:val="Normal"/>
+    <w:next w:val="Normal"/>
+    <w:link w:val="Heading5Char"/>
     <w:uiPriority w:val="9"/>
     <w:semiHidden/>
     <w:unhideWhenUsed/>
@@ -3215,11 +3174,11 @@
       <w:color w:val="0F4761" w:themeColor="accent1" w:themeShade="BF"/>
     </w:rPr>
   </w:style>
-  <w:style w:type="paragraph" w:styleId="Nadpis6">
+  <w:style w:type="paragraph" w:styleId="Heading6">
     <w:name w:val="heading 6"/>
-    <w:basedOn w:val="Normln"/>
-    <w:next w:val="Normln"/>
-    <w:link w:val="Nadpis6Char"/>
+    <w:basedOn w:val="Normal"/>
+    <w:next w:val="Normal"/>
+    <w:link w:val="Heading6Char"/>
     <w:uiPriority w:val="9"/>
     <w:semiHidden/>
     <w:unhideWhenUsed/>
@@ -3238,11 +3197,11 @@
       <w:color w:val="595959" w:themeColor="text1" w:themeTint="A6"/>
     </w:rPr>
   </w:style>
-  <w:style w:type="paragraph" w:styleId="Nadpis7">
+  <w:style w:type="paragraph" w:styleId="Heading7">
     <w:name w:val="heading 7"/>
-    <w:basedOn w:val="Normln"/>
-    <w:next w:val="Normln"/>
-    <w:link w:val="Nadpis7Char"/>
+    <w:basedOn w:val="Normal"/>
+    <w:next w:val="Normal"/>
+    <w:link w:val="Heading7Char"/>
     <w:uiPriority w:val="9"/>
     <w:semiHidden/>
     <w:unhideWhenUsed/>
@@ -3259,11 +3218,11 @@
       <w:color w:val="595959" w:themeColor="text1" w:themeTint="A6"/>
     </w:rPr>
   </w:style>
-  <w:style w:type="paragraph" w:styleId="Nadpis8">
+  <w:style w:type="paragraph" w:styleId="Heading8">
     <w:name w:val="heading 8"/>
-    <w:basedOn w:val="Normln"/>
-    <w:next w:val="Normln"/>
-    <w:link w:val="Nadpis8Char"/>
+    <w:basedOn w:val="Normal"/>
+    <w:next w:val="Normal"/>
+    <w:link w:val="Heading8Char"/>
     <w:uiPriority w:val="9"/>
     <w:semiHidden/>
     <w:unhideWhenUsed/>
@@ -3282,11 +3241,11 @@
       <w:color w:val="272727" w:themeColor="text1" w:themeTint="D8"/>
     </w:rPr>
   </w:style>
-  <w:style w:type="paragraph" w:styleId="Nadpis9">
+  <w:style w:type="paragraph" w:styleId="Heading9">
     <w:name w:val="heading 9"/>
-    <w:basedOn w:val="Normln"/>
-    <w:next w:val="Normln"/>
-    <w:link w:val="Nadpis9Char"/>
+    <w:basedOn w:val="Normal"/>
+    <w:next w:val="Normal"/>
+    <w:link w:val="Heading9Char"/>
     <w:uiPriority w:val="9"/>
     <w:semiHidden/>
     <w:unhideWhenUsed/>
@@ -3303,13 +3262,13 @@
       <w:color w:val="272727" w:themeColor="text1" w:themeTint="D8"/>
     </w:rPr>
   </w:style>
-  <w:style w:type="character" w:default="1" w:styleId="Standardnpsmoodstavce">
+  <w:style w:type="character" w:default="1" w:styleId="DefaultParagraphFont">
     <w:name w:val="Default Paragraph Font"/>
     <w:uiPriority w:val="1"/>
     <w:semiHidden/>
     <w:unhideWhenUsed/>
   </w:style>
-  <w:style w:type="table" w:default="1" w:styleId="Normlntabulka">
+  <w:style w:type="table" w:default="1" w:styleId="TableNormal">
     <w:name w:val="Normal Table"/>
     <w:uiPriority w:val="99"/>
     <w:semiHidden/>
@@ -3324,16 +3283,16 @@
       </w:tblCellMar>
     </w:tblPr>
   </w:style>
-  <w:style w:type="numbering" w:default="1" w:styleId="Bezseznamu">
+  <w:style w:type="numbering" w:default="1" w:styleId="NoList">
     <w:name w:val="No List"/>
     <w:uiPriority w:val="99"/>
     <w:semiHidden/>
     <w:unhideWhenUsed/>
   </w:style>
-  <w:style w:type="character" w:customStyle="1" w:styleId="Nadpis1Char">
-    <w:name w:val="Nadpis 1 Char"/>
-    <w:basedOn w:val="Standardnpsmoodstavce"/>
-    <w:link w:val="Nadpis1"/>
+  <w:style w:type="character" w:customStyle="1" w:styleId="Heading1Char">
+    <w:name w:val="Heading 1 Char"/>
+    <w:basedOn w:val="DefaultParagraphFont"/>
+    <w:link w:val="Heading1"/>
     <w:uiPriority w:val="99"/>
     <w:rsid w:val="00974F6D"/>
     <w:rPr>
@@ -3347,10 +3306,10 @@
       <w14:ligatures w14:val="none"/>
     </w:rPr>
   </w:style>
-  <w:style w:type="character" w:customStyle="1" w:styleId="Nadpis2Char">
-    <w:name w:val="Nadpis 2 Char"/>
-    <w:basedOn w:val="Standardnpsmoodstavce"/>
-    <w:link w:val="Nadpis2"/>
+  <w:style w:type="character" w:customStyle="1" w:styleId="Heading2Char">
+    <w:name w:val="Heading 2 Char"/>
+    <w:basedOn w:val="DefaultParagraphFont"/>
+    <w:link w:val="Heading2"/>
     <w:uiPriority w:val="9"/>
     <w:semiHidden/>
     <w:rsid w:val="00CF6DB7"/>
@@ -3361,10 +3320,10 @@
       <w:szCs w:val="32"/>
     </w:rPr>
   </w:style>
-  <w:style w:type="character" w:customStyle="1" w:styleId="Nadpis3Char">
-    <w:name w:val="Nadpis 3 Char"/>
-    <w:basedOn w:val="Standardnpsmoodstavce"/>
-    <w:link w:val="Nadpis3"/>
+  <w:style w:type="character" w:customStyle="1" w:styleId="Heading3Char">
+    <w:name w:val="Heading 3 Char"/>
+    <w:basedOn w:val="DefaultParagraphFont"/>
+    <w:link w:val="Heading3"/>
     <w:uiPriority w:val="9"/>
     <w:semiHidden/>
     <w:rsid w:val="00CF6DB7"/>
@@ -3375,10 +3334,10 @@
       <w:szCs w:val="28"/>
     </w:rPr>
   </w:style>
-  <w:style w:type="character" w:customStyle="1" w:styleId="Nadpis4Char">
-    <w:name w:val="Nadpis 4 Char"/>
-    <w:basedOn w:val="Standardnpsmoodstavce"/>
-    <w:link w:val="Nadpis4"/>
+  <w:style w:type="character" w:customStyle="1" w:styleId="Heading4Char">
+    <w:name w:val="Heading 4 Char"/>
+    <w:basedOn w:val="DefaultParagraphFont"/>
+    <w:link w:val="Heading4"/>
     <w:uiPriority w:val="9"/>
     <w:semiHidden/>
     <w:rsid w:val="00CF6DB7"/>
@@ -3389,10 +3348,10 @@
       <w:color w:val="0F4761" w:themeColor="accent1" w:themeShade="BF"/>
     </w:rPr>
   </w:style>
-  <w:style w:type="character" w:customStyle="1" w:styleId="Nadpis5Char">
-    <w:name w:val="Nadpis 5 Char"/>
-    <w:basedOn w:val="Standardnpsmoodstavce"/>
-    <w:link w:val="Nadpis5"/>
+  <w:style w:type="character" w:customStyle="1" w:styleId="Heading5Char">
+    <w:name w:val="Heading 5 Char"/>
+    <w:basedOn w:val="DefaultParagraphFont"/>
+    <w:link w:val="Heading5"/>
     <w:uiPriority w:val="9"/>
     <w:semiHidden/>
     <w:rsid w:val="00CF6DB7"/>
@@ -3401,10 +3360,10 @@
       <w:color w:val="0F4761" w:themeColor="accent1" w:themeShade="BF"/>
     </w:rPr>
   </w:style>
-  <w:style w:type="character" w:customStyle="1" w:styleId="Nadpis6Char">
-    <w:name w:val="Nadpis 6 Char"/>
-    <w:basedOn w:val="Standardnpsmoodstavce"/>
-    <w:link w:val="Nadpis6"/>
+  <w:style w:type="character" w:customStyle="1" w:styleId="Heading6Char">
+    <w:name w:val="Heading 6 Char"/>
+    <w:basedOn w:val="DefaultParagraphFont"/>
+    <w:link w:val="Heading6"/>
     <w:uiPriority w:val="9"/>
     <w:semiHidden/>
     <w:rsid w:val="00CF6DB7"/>
@@ -3415,10 +3374,10 @@
       <w:color w:val="595959" w:themeColor="text1" w:themeTint="A6"/>
     </w:rPr>
   </w:style>
-  <w:style w:type="character" w:customStyle="1" w:styleId="Nadpis7Char">
-    <w:name w:val="Nadpis 7 Char"/>
-    <w:basedOn w:val="Standardnpsmoodstavce"/>
-    <w:link w:val="Nadpis7"/>
+  <w:style w:type="character" w:customStyle="1" w:styleId="Heading7Char">
+    <w:name w:val="Heading 7 Char"/>
+    <w:basedOn w:val="DefaultParagraphFont"/>
+    <w:link w:val="Heading7"/>
     <w:uiPriority w:val="9"/>
     <w:semiHidden/>
     <w:rsid w:val="00CF6DB7"/>
@@ -3427,10 +3386,10 @@
       <w:color w:val="595959" w:themeColor="text1" w:themeTint="A6"/>
     </w:rPr>
   </w:style>
-  <w:style w:type="character" w:customStyle="1" w:styleId="Nadpis8Char">
-    <w:name w:val="Nadpis 8 Char"/>
-    <w:basedOn w:val="Standardnpsmoodstavce"/>
-    <w:link w:val="Nadpis8"/>
+  <w:style w:type="character" w:customStyle="1" w:styleId="Heading8Char">
+    <w:name w:val="Heading 8 Char"/>
+    <w:basedOn w:val="DefaultParagraphFont"/>
+    <w:link w:val="Heading8"/>
     <w:uiPriority w:val="9"/>
     <w:semiHidden/>
     <w:rsid w:val="00CF6DB7"/>
@@ -3441,10 +3400,10 @@
       <w:color w:val="272727" w:themeColor="text1" w:themeTint="D8"/>
     </w:rPr>
   </w:style>
-  <w:style w:type="character" w:customStyle="1" w:styleId="Nadpis9Char">
-    <w:name w:val="Nadpis 9 Char"/>
-    <w:basedOn w:val="Standardnpsmoodstavce"/>
-    <w:link w:val="Nadpis9"/>
+  <w:style w:type="character" w:customStyle="1" w:styleId="Heading9Char">
+    <w:name w:val="Heading 9 Char"/>
+    <w:basedOn w:val="DefaultParagraphFont"/>
+    <w:link w:val="Heading9"/>
     <w:uiPriority w:val="9"/>
     <w:semiHidden/>
     <w:rsid w:val="00CF6DB7"/>
@@ -3453,11 +3412,11 @@
       <w:color w:val="272727" w:themeColor="text1" w:themeTint="D8"/>
     </w:rPr>
   </w:style>
-  <w:style w:type="paragraph" w:styleId="Nzev">
+  <w:style w:type="paragraph" w:styleId="Title">
     <w:name w:val="Title"/>
-    <w:basedOn w:val="Normln"/>
-    <w:next w:val="Normln"/>
-    <w:link w:val="NzevChar"/>
+    <w:basedOn w:val="Normal"/>
+    <w:next w:val="Normal"/>
+    <w:link w:val="TitleChar"/>
     <w:qFormat/>
     <w:rsid w:val="00EF198C"/>
     <w:pPr>
@@ -3472,10 +3431,10 @@
       <w:szCs w:val="56"/>
     </w:rPr>
   </w:style>
-  <w:style w:type="character" w:customStyle="1" w:styleId="NzevChar">
-    <w:name w:val="Název Char"/>
-    <w:basedOn w:val="Standardnpsmoodstavce"/>
-    <w:link w:val="Nzev"/>
+  <w:style w:type="character" w:customStyle="1" w:styleId="TitleChar">
+    <w:name w:val="Title Char"/>
+    <w:basedOn w:val="DefaultParagraphFont"/>
+    <w:link w:val="Title"/>
     <w:qFormat/>
     <w:rsid w:val="00EF198C"/>
     <w:rPr>
@@ -3489,11 +3448,11 @@
       <w14:ligatures w14:val="none"/>
     </w:rPr>
   </w:style>
-  <w:style w:type="paragraph" w:styleId="Podnadpis">
+  <w:style w:type="paragraph" w:styleId="Subtitle">
     <w:name w:val="Subtitle"/>
-    <w:basedOn w:val="Normln"/>
-    <w:next w:val="Normln"/>
-    <w:link w:val="PodnadpisChar"/>
+    <w:basedOn w:val="Normal"/>
+    <w:next w:val="Normal"/>
+    <w:link w:val="SubtitleChar"/>
     <w:uiPriority w:val="11"/>
     <w:qFormat/>
     <w:rsid w:val="00CF6DB7"/>
@@ -3510,10 +3469,10 @@
       <w:szCs w:val="28"/>
     </w:rPr>
   </w:style>
-  <w:style w:type="character" w:customStyle="1" w:styleId="PodnadpisChar">
-    <w:name w:val="Podnadpis Char"/>
-    <w:basedOn w:val="Standardnpsmoodstavce"/>
-    <w:link w:val="Podnadpis"/>
+  <w:style w:type="character" w:customStyle="1" w:styleId="SubtitleChar">
+    <w:name w:val="Subtitle Char"/>
+    <w:basedOn w:val="DefaultParagraphFont"/>
+    <w:link w:val="Subtitle"/>
     <w:uiPriority w:val="11"/>
     <w:rsid w:val="00CF6DB7"/>
     <w:rPr>
@@ -3524,11 +3483,11 @@
       <w:szCs w:val="28"/>
     </w:rPr>
   </w:style>
-  <w:style w:type="paragraph" w:styleId="Citt">
+  <w:style w:type="paragraph" w:styleId="Quote">
     <w:name w:val="Quote"/>
-    <w:basedOn w:val="Normln"/>
-    <w:next w:val="Normln"/>
-    <w:link w:val="CittChar"/>
+    <w:basedOn w:val="Normal"/>
+    <w:next w:val="Normal"/>
+    <w:link w:val="QuoteChar"/>
     <w:uiPriority w:val="29"/>
     <w:qFormat/>
     <w:rsid w:val="00CF6DB7"/>
@@ -3542,10 +3501,10 @@
       <w:color w:val="404040" w:themeColor="text1" w:themeTint="BF"/>
     </w:rPr>
   </w:style>
-  <w:style w:type="character" w:customStyle="1" w:styleId="CittChar">
-    <w:name w:val="Citát Char"/>
-    <w:basedOn w:val="Standardnpsmoodstavce"/>
-    <w:link w:val="Citt"/>
+  <w:style w:type="character" w:customStyle="1" w:styleId="QuoteChar">
+    <w:name w:val="Quote Char"/>
+    <w:basedOn w:val="DefaultParagraphFont"/>
+    <w:link w:val="Quote"/>
     <w:uiPriority w:val="29"/>
     <w:rsid w:val="00CF6DB7"/>
     <w:rPr>
@@ -3554,9 +3513,9 @@
       <w:color w:val="404040" w:themeColor="text1" w:themeTint="BF"/>
     </w:rPr>
   </w:style>
-  <w:style w:type="paragraph" w:styleId="Odstavecseseznamem">
+  <w:style w:type="paragraph" w:styleId="ListParagraph">
     <w:name w:val="List Paragraph"/>
-    <w:basedOn w:val="Normln"/>
+    <w:basedOn w:val="Normal"/>
     <w:qFormat/>
     <w:rsid w:val="00CF6DB7"/>
     <w:pPr>
@@ -3564,9 +3523,9 @@
       <w:contextualSpacing/>
     </w:pPr>
   </w:style>
-  <w:style w:type="character" w:styleId="Zdraznnintenzivn">
+  <w:style w:type="character" w:styleId="IntenseEmphasis">
     <w:name w:val="Intense Emphasis"/>
-    <w:basedOn w:val="Standardnpsmoodstavce"/>
+    <w:basedOn w:val="DefaultParagraphFont"/>
     <w:uiPriority w:val="21"/>
     <w:qFormat/>
     <w:rsid w:val="00CF6DB7"/>
@@ -3576,11 +3535,11 @@
       <w:color w:val="0F4761" w:themeColor="accent1" w:themeShade="BF"/>
     </w:rPr>
   </w:style>
-  <w:style w:type="paragraph" w:styleId="Vrazncitt">
+  <w:style w:type="paragraph" w:styleId="IntenseQuote">
     <w:name w:val="Intense Quote"/>
-    <w:basedOn w:val="Normln"/>
-    <w:next w:val="Normln"/>
-    <w:link w:val="VrazncittChar"/>
+    <w:basedOn w:val="Normal"/>
+    <w:next w:val="Normal"/>
+    <w:link w:val="IntenseQuoteChar"/>
     <w:uiPriority w:val="30"/>
     <w:qFormat/>
     <w:rsid w:val="00CF6DB7"/>
@@ -3599,10 +3558,10 @@
       <w:color w:val="0F4761" w:themeColor="accent1" w:themeShade="BF"/>
     </w:rPr>
   </w:style>
-  <w:style w:type="character" w:customStyle="1" w:styleId="VrazncittChar">
-    <w:name w:val="Výrazný citát Char"/>
-    <w:basedOn w:val="Standardnpsmoodstavce"/>
-    <w:link w:val="Vrazncitt"/>
+  <w:style w:type="character" w:customStyle="1" w:styleId="IntenseQuoteChar">
+    <w:name w:val="Intense Quote Char"/>
+    <w:basedOn w:val="DefaultParagraphFont"/>
+    <w:link w:val="IntenseQuote"/>
     <w:uiPriority w:val="30"/>
     <w:rsid w:val="00CF6DB7"/>
     <w:rPr>
@@ -3611,9 +3570,9 @@
       <w:color w:val="0F4761" w:themeColor="accent1" w:themeShade="BF"/>
     </w:rPr>
   </w:style>
-  <w:style w:type="character" w:styleId="Odkazintenzivn">
+  <w:style w:type="character" w:styleId="IntenseReference">
     <w:name w:val="Intense Reference"/>
-    <w:basedOn w:val="Standardnpsmoodstavce"/>
+    <w:basedOn w:val="DefaultParagraphFont"/>
     <w:uiPriority w:val="32"/>
     <w:qFormat/>
     <w:rsid w:val="00CF6DB7"/>
@@ -3627,7 +3586,7 @@
   </w:style>
   <w:style w:type="paragraph" w:customStyle="1" w:styleId="Note">
     <w:name w:val="Note"/>
-    <w:basedOn w:val="Normln"/>
+    <w:basedOn w:val="Normal"/>
     <w:rsid w:val="00CF6DB7"/>
     <w:pPr>
       <w:tabs>
@@ -3645,7 +3604,7 @@
   </w:style>
   <w:style w:type="paragraph" w:customStyle="1" w:styleId="Tabletitle">
     <w:name w:val="Table title"/>
-    <w:basedOn w:val="Normln"/>
+    <w:basedOn w:val="Normal"/>
     <w:rsid w:val="00CF6DB7"/>
     <w:pPr>
       <w:suppressAutoHyphens/>
@@ -3664,7 +3623,7 @@
   </w:style>
   <w:style w:type="paragraph" w:customStyle="1" w:styleId="Tablebody">
     <w:name w:val="Table body"/>
-    <w:basedOn w:val="Normln"/>
+    <w:basedOn w:val="Normal"/>
     <w:rsid w:val="00CF6DB7"/>
     <w:pPr>
       <w:spacing w:before="60" w:line="210" w:lineRule="atLeast"/>
@@ -3678,9 +3637,9 @@
       <w:lang w:eastAsia="en-US" w:bidi="ar-SA"/>
     </w:rPr>
   </w:style>
-  <w:style w:type="character" w:styleId="Hypertextovodkaz">
+  <w:style w:type="character" w:styleId="Hyperlink">
     <w:name w:val="Hyperlink"/>
-    <w:basedOn w:val="Standardnpsmoodstavce"/>
+    <w:basedOn w:val="DefaultParagraphFont"/>
     <w:uiPriority w:val="99"/>
     <w:unhideWhenUsed/>
     <w:rsid w:val="00CF6DB7"/>
@@ -3689,10 +3648,10 @@
       <w:u w:val="single"/>
     </w:rPr>
   </w:style>
-  <w:style w:type="paragraph" w:styleId="Titulek">
+  <w:style w:type="paragraph" w:styleId="Caption">
     <w:name w:val="caption"/>
-    <w:basedOn w:val="Normln"/>
-    <w:next w:val="Normln"/>
+    <w:basedOn w:val="Normal"/>
+    <w:next w:val="Normal"/>
     <w:qFormat/>
     <w:rsid w:val="00974F6D"/>
     <w:pPr>
@@ -3710,8 +3669,8 @@
   </w:style>
   <w:style w:type="paragraph" w:customStyle="1" w:styleId="1StrCN">
     <w:name w:val="1StrCN"/>
-    <w:basedOn w:val="Normln"/>
-    <w:next w:val="Normln"/>
+    <w:basedOn w:val="Normal"/>
+    <w:next w:val="Normal"/>
     <w:rsid w:val="00974F6D"/>
     <w:pPr>
       <w:pBdr>
@@ -3734,7 +3693,7 @@
   </w:style>
   <w:style w:type="paragraph" w:customStyle="1" w:styleId="1StrNN-2-4">
     <w:name w:val="1StrNN-2-4"/>
-    <w:basedOn w:val="Normln"/>
+    <w:basedOn w:val="Normal"/>
     <w:rsid w:val="00974F6D"/>
     <w:pPr>
       <w:widowControl w:val="0"/>
@@ -3751,10 +3710,10 @@
       <w:lang w:eastAsia="cs-CZ" w:bidi="ar-SA"/>
     </w:rPr>
   </w:style>
-  <w:style w:type="paragraph" w:styleId="Zhlav">
+  <w:style w:type="paragraph" w:styleId="Header">
     <w:name w:val="header"/>
-    <w:basedOn w:val="Normln"/>
-    <w:link w:val="ZhlavChar"/>
+    <w:basedOn w:val="Normal"/>
+    <w:link w:val="HeaderChar"/>
     <w:uiPriority w:val="99"/>
     <w:unhideWhenUsed/>
     <w:rsid w:val="00567F08"/>
@@ -3770,10 +3729,10 @@
       <w:szCs w:val="18"/>
     </w:rPr>
   </w:style>
-  <w:style w:type="character" w:customStyle="1" w:styleId="ZhlavChar">
-    <w:name w:val="Záhlaví Char"/>
-    <w:basedOn w:val="Standardnpsmoodstavce"/>
-    <w:link w:val="Zhlav"/>
+  <w:style w:type="character" w:customStyle="1" w:styleId="HeaderChar">
+    <w:name w:val="Header Char"/>
+    <w:basedOn w:val="DefaultParagraphFont"/>
+    <w:link w:val="Header"/>
     <w:uiPriority w:val="99"/>
     <w:rsid w:val="00567F08"/>
     <w:rPr>
@@ -3786,10 +3745,10 @@
       <w14:ligatures w14:val="none"/>
     </w:rPr>
   </w:style>
-  <w:style w:type="paragraph" w:styleId="Zpat">
+  <w:style w:type="paragraph" w:styleId="Footer">
     <w:name w:val="footer"/>
-    <w:basedOn w:val="Normln"/>
-    <w:link w:val="ZpatChar"/>
+    <w:basedOn w:val="Normal"/>
+    <w:link w:val="FooterChar"/>
     <w:uiPriority w:val="99"/>
     <w:unhideWhenUsed/>
     <w:rsid w:val="00567F08"/>
@@ -3805,10 +3764,10 @@
       <w:szCs w:val="18"/>
     </w:rPr>
   </w:style>
-  <w:style w:type="character" w:customStyle="1" w:styleId="ZpatChar">
-    <w:name w:val="Zápatí Char"/>
-    <w:basedOn w:val="Standardnpsmoodstavce"/>
-    <w:link w:val="Zpat"/>
+  <w:style w:type="character" w:customStyle="1" w:styleId="FooterChar">
+    <w:name w:val="Footer Char"/>
+    <w:basedOn w:val="DefaultParagraphFont"/>
+    <w:link w:val="Footer"/>
     <w:uiPriority w:val="99"/>
     <w:rsid w:val="00567F08"/>
     <w:rPr>
